--- a/examples/anomalies/doc/18-regression-hanr_fft_sma.docx
+++ b/examples/anomalies/doc/18-regression-hanr_fft_sma.docx
@@ -191,6 +191,45 @@
       <w:pPr>
         <w:pStyle w:val="SourceCode"/>
       </w:pPr>
+      <w:r>
+        <w:rPr>
+          <w:rStyle w:val="FunctionTok"/>
+        </w:rPr>
+        <w:t xml:space="preserve">source</w:t>
+      </w:r>
+      <w:r>
+        <w:rPr>
+          <w:rStyle w:val="NormalTok"/>
+        </w:rPr>
+        <w:t xml:space="preserve">(</w:t>
+      </w:r>
+      <w:r>
+        <w:rPr>
+          <w:rStyle w:val="FunctionTok"/>
+        </w:rPr>
+        <w:t xml:space="preserve">url</w:t>
+      </w:r>
+      <w:r>
+        <w:rPr>
+          <w:rStyle w:val="NormalTok"/>
+        </w:rPr>
+        <w:t xml:space="preserve">(</w:t>
+      </w:r>
+      <w:r>
+        <w:rPr>
+          <w:rStyle w:val="StringTok"/>
+        </w:rPr>
+        <w:t xml:space="preserve">"https://raw.githubusercontent.com/cefet-rj-dal/harbinger/master/examples/seed.R"</w:t>
+      </w:r>
+      <w:r>
+        <w:rPr>
+          <w:rStyle w:val="NormalTok"/>
+        </w:rPr>
+        <w:t xml:space="preserve">))</w:t>
+      </w:r>
+      <w:r>
+        <w:br/>
+      </w:r>
       <w:r>
         <w:rPr>
           <w:rStyle w:val="CommentTok"/>
@@ -614,6 +653,21 @@
           <w:rStyle w:val="CommentTok"/>
         </w:rPr>
         <w:t xml:space="preserve"># Fit the detector</w:t>
+      </w:r>
+      <w:r>
+        <w:br/>
+      </w:r>
+      <w:r>
+        <w:rPr>
+          <w:rStyle w:val="FunctionTok"/>
+        </w:rPr>
+        <w:t xml:space="preserve">set_example_seed</w:t>
+      </w:r>
+      <w:r>
+        <w:rPr>
+          <w:rStyle w:val="NormalTok"/>
+        </w:rPr>
+        <w:t xml:space="preserve">()</w:t>
       </w:r>
       <w:r>
         <w:br/>
